--- a/Gyumolcsok/Gyumolcsos feladat.docx
+++ b/Gyumolcsok/Gyumolcsos feladat.docx
@@ -4,32 +4,10 @@
   <w:body>
     <w:p>
       <w:pPr>
-        <w:rPr>
-          <w:b/>
-          <w:bCs/>
-        </w:rPr>
-      </w:pPr>
-      <w:r>
-        <w:rPr>
-          <w:b/>
-          <w:bCs/>
-        </w:rPr>
+        <w:pStyle w:val="Cm"/>
+      </w:pPr>
+      <w:r>
         <w:t>Gyümölcsök Nyilvántartási Rendszere</w:t>
-      </w:r>
-    </w:p>
-    <w:p>
-      <w:pPr>
-        <w:rPr>
-          <w:b/>
-          <w:bCs/>
-        </w:rPr>
-      </w:pPr>
-      <w:r>
-        <w:rPr>
-          <w:b/>
-          <w:bCs/>
-        </w:rPr>
-        <w:t>Projekt leírása</w:t>
       </w:r>
     </w:p>
     <w:p>
@@ -53,6 +31,9 @@
       </w:r>
     </w:p>
     <w:p>
+      <w:pPr>
+        <w:contextualSpacing/>
+      </w:pPr>
       <w:r>
         <w:t>````</w:t>
       </w:r>
@@ -63,6 +44,9 @@
       <w:proofErr w:type="spellEnd"/>
     </w:p>
     <w:p>
+      <w:pPr>
+        <w:contextualSpacing/>
+      </w:pPr>
       <w:r>
         <w:t>CREATE TABLE `</w:t>
       </w:r>
@@ -76,6 +60,9 @@
       </w:r>
     </w:p>
     <w:p>
+      <w:pPr>
+        <w:contextualSpacing/>
+      </w:pPr>
       <w:r>
         <w:t xml:space="preserve">  `</w:t>
       </w:r>
@@ -88,15 +75,23 @@
         <w:t xml:space="preserve">` </w:t>
       </w:r>
       <w:proofErr w:type="spellStart"/>
+      <w:proofErr w:type="gramStart"/>
       <w:r>
         <w:t>bigint</w:t>
       </w:r>
       <w:proofErr w:type="spellEnd"/>
       <w:r>
-        <w:t>(20) UNSIGNED NOT NULL AUTO_INCREMENT PRIMARY KEY,</w:t>
-      </w:r>
-    </w:p>
-    <w:p>
+        <w:t>(</w:t>
+      </w:r>
+      <w:proofErr w:type="gramEnd"/>
+      <w:r>
+        <w:t>20) UNSIGNED NOT NULL AUTO_INCREMENT PRIMARY KEY,</w:t>
+      </w:r>
+    </w:p>
+    <w:p>
+      <w:pPr>
+        <w:contextualSpacing/>
+      </w:pPr>
       <w:r>
         <w:t xml:space="preserve">  `</w:t>
       </w:r>
@@ -109,15 +104,23 @@
         <w:t xml:space="preserve">` </w:t>
       </w:r>
       <w:proofErr w:type="spellStart"/>
+      <w:proofErr w:type="gramStart"/>
       <w:r>
         <w:t>varchar</w:t>
       </w:r>
       <w:proofErr w:type="spellEnd"/>
       <w:r>
-        <w:t>(200) UNIQUE NOT NULL,</w:t>
-      </w:r>
-    </w:p>
-    <w:p>
+        <w:t>(</w:t>
+      </w:r>
+      <w:proofErr w:type="gramEnd"/>
+      <w:r>
+        <w:t>200) UNIQUE NOT NULL,</w:t>
+      </w:r>
+    </w:p>
+    <w:p>
+      <w:pPr>
+        <w:contextualSpacing/>
+      </w:pPr>
       <w:r>
         <w:t xml:space="preserve">  `</w:t>
       </w:r>
@@ -130,15 +133,23 @@
         <w:t xml:space="preserve">` </w:t>
       </w:r>
       <w:proofErr w:type="spellStart"/>
+      <w:proofErr w:type="gramStart"/>
       <w:r>
         <w:t>varchar</w:t>
       </w:r>
       <w:proofErr w:type="spellEnd"/>
       <w:r>
-        <w:t>(500) DEFAULT NULL,</w:t>
-      </w:r>
-    </w:p>
-    <w:p>
+        <w:t>(</w:t>
+      </w:r>
+      <w:proofErr w:type="gramEnd"/>
+      <w:r>
+        <w:t>500) DEFAULT NULL,</w:t>
+      </w:r>
+    </w:p>
+    <w:p>
+      <w:pPr>
+        <w:contextualSpacing/>
+      </w:pPr>
       <w:r>
         <w:t xml:space="preserve">  `</w:t>
       </w:r>
@@ -151,15 +162,23 @@
         <w:t xml:space="preserve">` </w:t>
       </w:r>
       <w:proofErr w:type="spellStart"/>
+      <w:proofErr w:type="gramStart"/>
       <w:r>
         <w:t>varchar</w:t>
       </w:r>
       <w:proofErr w:type="spellEnd"/>
       <w:r>
-        <w:t>(200) DEFAULT NULL,</w:t>
-      </w:r>
-    </w:p>
-    <w:p>
+        <w:t>(</w:t>
+      </w:r>
+      <w:proofErr w:type="gramEnd"/>
+      <w:r>
+        <w:t>200) DEFAULT NULL,</w:t>
+      </w:r>
+    </w:p>
+    <w:p>
+      <w:pPr>
+        <w:contextualSpacing/>
+      </w:pPr>
       <w:r>
         <w:t xml:space="preserve">  `</w:t>
       </w:r>
@@ -172,15 +191,23 @@
         <w:t xml:space="preserve">` </w:t>
       </w:r>
       <w:proofErr w:type="spellStart"/>
+      <w:proofErr w:type="gramStart"/>
       <w:r>
         <w:t>varchar</w:t>
       </w:r>
       <w:proofErr w:type="spellEnd"/>
       <w:r>
-        <w:t>(200) NOT NULL,</w:t>
-      </w:r>
-    </w:p>
-    <w:p>
+        <w:t>(</w:t>
+      </w:r>
+      <w:proofErr w:type="gramEnd"/>
+      <w:r>
+        <w:t>200) NOT NULL,</w:t>
+      </w:r>
+    </w:p>
+    <w:p>
+      <w:pPr>
+        <w:contextualSpacing/>
+      </w:pPr>
       <w:r>
         <w:t xml:space="preserve">  `</w:t>
       </w:r>
@@ -193,21 +220,36 @@
         <w:t xml:space="preserve">` </w:t>
       </w:r>
       <w:proofErr w:type="spellStart"/>
+      <w:proofErr w:type="gramStart"/>
       <w:r>
         <w:t>varchar</w:t>
       </w:r>
       <w:proofErr w:type="spellEnd"/>
       <w:r>
-        <w:t>(200) NOT NULL</w:t>
-      </w:r>
-    </w:p>
-    <w:p>
+        <w:t>(</w:t>
+      </w:r>
+      <w:proofErr w:type="gramEnd"/>
+      <w:r>
+        <w:t>200) NOT NULL</w:t>
+      </w:r>
+    </w:p>
+    <w:p>
+      <w:pPr>
+        <w:contextualSpacing/>
+      </w:pPr>
       <w:r>
         <w:t>);</w:t>
       </w:r>
     </w:p>
-    <w:p/>
-    <w:p>
+    <w:p>
+      <w:pPr>
+        <w:contextualSpacing/>
+      </w:pPr>
+    </w:p>
+    <w:p>
+      <w:pPr>
+        <w:contextualSpacing/>
+      </w:pPr>
       <w:r>
         <w:t>CREATE TABLE `</w:t>
       </w:r>
@@ -221,6 +263,9 @@
       </w:r>
     </w:p>
     <w:p>
+      <w:pPr>
+        <w:contextualSpacing/>
+      </w:pPr>
       <w:r>
         <w:t xml:space="preserve">  `</w:t>
       </w:r>
@@ -233,15 +278,23 @@
         <w:t xml:space="preserve">` </w:t>
       </w:r>
       <w:proofErr w:type="spellStart"/>
+      <w:proofErr w:type="gramStart"/>
       <w:r>
         <w:t>bigint</w:t>
       </w:r>
       <w:proofErr w:type="spellEnd"/>
       <w:r>
-        <w:t>(20) UNSIGNED NOT NULL,</w:t>
-      </w:r>
-    </w:p>
-    <w:p>
+        <w:t>(</w:t>
+      </w:r>
+      <w:proofErr w:type="gramEnd"/>
+      <w:r>
+        <w:t>20) UNSIGNED NOT NULL,</w:t>
+      </w:r>
+    </w:p>
+    <w:p>
+      <w:pPr>
+        <w:contextualSpacing/>
+      </w:pPr>
       <w:r>
         <w:t xml:space="preserve">  `</w:t>
       </w:r>
@@ -251,10 +304,21 @@
       </w:r>
       <w:proofErr w:type="spellEnd"/>
       <w:r>
-        <w:t>` int(11) NOT NULL,</w:t>
-      </w:r>
-    </w:p>
-    <w:p>
+        <w:t xml:space="preserve">` </w:t>
+      </w:r>
+      <w:proofErr w:type="gramStart"/>
+      <w:r>
+        <w:t>int(</w:t>
+      </w:r>
+      <w:proofErr w:type="gramEnd"/>
+      <w:r>
+        <w:t>11) NOT NULL,</w:t>
+      </w:r>
+    </w:p>
+    <w:p>
+      <w:pPr>
+        <w:contextualSpacing/>
+      </w:pPr>
       <w:r>
         <w:t xml:space="preserve">  `</w:t>
       </w:r>
@@ -267,15 +331,23 @@
         <w:t xml:space="preserve">` </w:t>
       </w:r>
       <w:proofErr w:type="spellStart"/>
+      <w:proofErr w:type="gramStart"/>
       <w:r>
         <w:t>decimal</w:t>
       </w:r>
       <w:proofErr w:type="spellEnd"/>
       <w:r>
-        <w:t>(10,2) NOT NULL,</w:t>
-      </w:r>
-    </w:p>
-    <w:p>
+        <w:t>(</w:t>
+      </w:r>
+      <w:proofErr w:type="gramEnd"/>
+      <w:r>
+        <w:t>10,2) NOT NULL,</w:t>
+      </w:r>
+    </w:p>
+    <w:p>
+      <w:pPr>
+        <w:contextualSpacing/>
+      </w:pPr>
       <w:r>
         <w:t xml:space="preserve">  `</w:t>
       </w:r>
@@ -297,11 +369,17 @@
       </w:r>
     </w:p>
     <w:p>
+      <w:pPr>
+        <w:contextualSpacing/>
+      </w:pPr>
       <w:r>
         <w:t>);</w:t>
       </w:r>
     </w:p>
     <w:p>
+      <w:pPr>
+        <w:contextualSpacing/>
+      </w:pPr>
       <w:r>
         <w:t>````</w:t>
       </w:r>
@@ -327,22 +405,37 @@
       </w:r>
     </w:p>
     <w:p>
+      <w:pPr>
+        <w:ind w:left="708"/>
+        <w:contextualSpacing/>
+      </w:pPr>
       <w:r>
         <w:t>- 1. Az összes gyümölcs mennyisége.</w:t>
       </w:r>
     </w:p>
     <w:p>
-      <w:r>
-        <w:lastRenderedPageBreak/>
+      <w:pPr>
+        <w:ind w:left="708"/>
+        <w:contextualSpacing/>
+      </w:pPr>
+      <w:r>
         <w:t>- 2. Az összes gyümölcs értéke (mennyiség * egységár).</w:t>
       </w:r>
     </w:p>
     <w:p>
+      <w:pPr>
+        <w:ind w:left="708"/>
+        <w:contextualSpacing/>
+      </w:pPr>
       <w:r>
         <w:t>- 3. A legdrágább gyümölcs neve és egységára.</w:t>
       </w:r>
     </w:p>
     <w:p>
+      <w:pPr>
+        <w:ind w:left="708"/>
+        <w:contextualSpacing/>
+      </w:pPr>
       <w:r>
         <w:t>- 4. Mennyi volt az összértéke az "Alma" (</w:t>
       </w:r>
@@ -356,11 +449,19 @@
       </w:r>
     </w:p>
     <w:p>
+      <w:pPr>
+        <w:ind w:left="708"/>
+        <w:contextualSpacing/>
+      </w:pPr>
       <w:r>
         <w:t>- 5. Melyik gyümölcs érkezett a legtöbb alkalommal?</w:t>
       </w:r>
     </w:p>
     <w:p>
+      <w:pPr>
+        <w:ind w:left="708"/>
+        <w:contextualSpacing/>
+      </w:pPr>
       <w:r>
         <w:t>- 6. Hány szállítmány érkezett 2026 februárjában?</w:t>
       </w:r>
@@ -382,7 +483,11 @@
     </w:p>
     <w:p>
       <w:r>
-        <w:t>Az asztali GUI alkalmazás egy grafikus felületet biztosít a gyümölcsök nyilvántartására. A felhasználó képes lesz megtekinteni a gyümölcsök listáját, hozzáadni új gyümölcsöket, szerkeszteni meglévő gyümölcsöket és törölni felesleges bejegyzéseket. Az alkalmazás a backend REST API végpontjait használja az adatok kezelésére.</w:t>
+        <w:t xml:space="preserve">Az asztali GUI alkalmazás egy grafikus felületet biztosít a gyümölcsök nyilvántartására. A felhasználó képes lesz megtekinteni a gyümölcsök listáját, hozzáadni új gyümölcsöket, </w:t>
+      </w:r>
+      <w:r>
+        <w:lastRenderedPageBreak/>
+        <w:t>szerkeszteni meglévő gyümölcsöket és törölni felesleges bejegyzéseket. Az alkalmazás a backend REST API végpontjait használja az adatok kezelésére.</w:t>
       </w:r>
     </w:p>
     <w:p>
@@ -1501,6 +1606,7 @@
   <w:style w:type="character" w:default="1" w:styleId="Bekezdsalapbettpusa">
     <w:name w:val="Default Paragraph Font"/>
     <w:uiPriority w:val="1"/>
+    <w:semiHidden/>
     <w:unhideWhenUsed/>
   </w:style>
   <w:style w:type="table" w:default="1" w:styleId="Normltblzat">
